--- a/exports/qa-package/05_Context_Report_KHTN8.docx
+++ b/exports/qa-package/05_Context_Report_KHTN8.docx
@@ -734,47 +734,47 @@
                 <w:sz w:val="18"/>
                 <w:szCs w:val="18"/>
               </w:rPr>
-              <w:t xml:space="preserve">Đo huyết áp và nhịp tim của học sinh trước và sau khi chạy cự ly 100m (Khía cạnh: Phản ứng hóa học)</w:t>
-            </w:r>
-          </w:p>
-        </w:tc>
-        <w:tc>
-          <w:tcPr>
-            <w:tcW w:type="dxa" w:w="2000"/>
-          </w:tcPr>
-          <w:p>
-            <w:pPr>
-              <w:jc w:val="center"/>
-            </w:pPr>
-            <w:r>
-              <w:rPr>
-                <w:rFonts w:ascii="Times New Roman" w:cs="Times New Roman" w:eastAsia="Times New Roman" w:hAnsi="Times New Roman"/>
-                <w:b w:val="false"/>
-                <w:bCs w:val="false"/>
-                <w:sz w:val="18"/>
-                <w:szCs w:val="18"/>
-              </w:rPr>
-              <w:t xml:space="preserve">PERSONAL / HEALTH</w:t>
-            </w:r>
-          </w:p>
-        </w:tc>
-        <w:tc>
-          <w:tcPr>
-            <w:tcW w:type="dxa" w:w="2000"/>
-          </w:tcPr>
-          <w:p>
-            <w:pPr>
-              <w:jc w:val="left"/>
-            </w:pPr>
-            <w:r>
-              <w:rPr>
-                <w:rFonts w:ascii="Times New Roman" w:cs="Times New Roman" w:eastAsia="Times New Roman" w:hAnsi="Times New Roman"/>
-                <w:b w:val="false"/>
-                <w:bCs w:val="false"/>
-                <w:sz w:val="18"/>
-                <w:szCs w:val="18"/>
-              </w:rPr>
-              <w:t xml:space="preserve">TABLE (Viện Y học Thể thao Việt Nam &amp; KHTN 8 Kết nối tri thức [Chủ đề: Phản ứng hóa học])</w:t>
+              <w:t xml:space="preserve">Áp suất chất lỏng và sự an toàn khi lặn sâu dưới biển (Khía cạnh: Phản ứng hóa học)</w:t>
+            </w:r>
+          </w:p>
+        </w:tc>
+        <w:tc>
+          <w:tcPr>
+            <w:tcW w:type="dxa" w:w="2000"/>
+          </w:tcPr>
+          <w:p>
+            <w:pPr>
+              <w:jc w:val="center"/>
+            </w:pPr>
+            <w:r>
+              <w:rPr>
+                <w:rFonts w:ascii="Times New Roman" w:cs="Times New Roman" w:eastAsia="Times New Roman" w:hAnsi="Times New Roman"/>
+                <w:b w:val="false"/>
+                <w:bCs w:val="false"/>
+                <w:sz w:val="18"/>
+                <w:szCs w:val="18"/>
+              </w:rPr>
+              <w:t xml:space="preserve">GLOBAL / SAFETY</w:t>
+            </w:r>
+          </w:p>
+        </w:tc>
+        <w:tc>
+          <w:tcPr>
+            <w:tcW w:type="dxa" w:w="2000"/>
+          </w:tcPr>
+          <w:p>
+            <w:pPr>
+              <w:jc w:val="left"/>
+            </w:pPr>
+            <w:r>
+              <w:rPr>
+                <w:rFonts w:ascii="Times New Roman" w:cs="Times New Roman" w:eastAsia="Times New Roman" w:hAnsi="Times New Roman"/>
+                <w:b w:val="false"/>
+                <w:bCs w:val="false"/>
+                <w:sz w:val="18"/>
+                <w:szCs w:val="18"/>
+              </w:rPr>
+              <w:t xml:space="preserve">TABLE (NOAA Diving Manual &amp; KHTN 8 [Chủ đề: Phản ứng hóa học])</w:t>
             </w:r>
           </w:p>
         </w:tc>
@@ -856,47 +856,47 @@
                 <w:sz w:val="18"/>
                 <w:szCs w:val="18"/>
               </w:rPr>
-              <w:t xml:space="preserve">Áp suất chất lỏng và sự an toàn khi lặn sâu dưới biển (Khía cạnh: Phản ứng hóa học)</w:t>
-            </w:r>
-          </w:p>
-        </w:tc>
-        <w:tc>
-          <w:tcPr>
-            <w:tcW w:type="dxa" w:w="2000"/>
-          </w:tcPr>
-          <w:p>
-            <w:pPr>
-              <w:jc w:val="center"/>
-            </w:pPr>
-            <w:r>
-              <w:rPr>
-                <w:rFonts w:ascii="Times New Roman" w:cs="Times New Roman" w:eastAsia="Times New Roman" w:hAnsi="Times New Roman"/>
-                <w:b w:val="false"/>
-                <w:bCs w:val="false"/>
-                <w:sz w:val="18"/>
-                <w:szCs w:val="18"/>
-              </w:rPr>
-              <w:t xml:space="preserve">GLOBAL / SAFETY</w:t>
-            </w:r>
-          </w:p>
-        </w:tc>
-        <w:tc>
-          <w:tcPr>
-            <w:tcW w:type="dxa" w:w="2000"/>
-          </w:tcPr>
-          <w:p>
-            <w:pPr>
-              <w:jc w:val="left"/>
-            </w:pPr>
-            <w:r>
-              <w:rPr>
-                <w:rFonts w:ascii="Times New Roman" w:cs="Times New Roman" w:eastAsia="Times New Roman" w:hAnsi="Times New Roman"/>
-                <w:b w:val="false"/>
-                <w:bCs w:val="false"/>
-                <w:sz w:val="18"/>
-                <w:szCs w:val="18"/>
-              </w:rPr>
-              <w:t xml:space="preserve">TABLE (NOAA Diving Manual &amp; KHTN 8 [Chủ đề: Phản ứng hóa học])</w:t>
+              <w:t xml:space="preserve">Xâm nhập mặn tại các cửa sông ven biển Bến Tre và Trà Vinh vào mùa khô (Khía cạnh: Phản ứng hóa học)</w:t>
+            </w:r>
+          </w:p>
+        </w:tc>
+        <w:tc>
+          <w:tcPr>
+            <w:tcW w:type="dxa" w:w="2000"/>
+          </w:tcPr>
+          <w:p>
+            <w:pPr>
+              <w:jc w:val="center"/>
+            </w:pPr>
+            <w:r>
+              <w:rPr>
+                <w:rFonts w:ascii="Times New Roman" w:cs="Times New Roman" w:eastAsia="Times New Roman" w:hAnsi="Times New Roman"/>
+                <w:b w:val="false"/>
+                <w:bCs w:val="false"/>
+                <w:sz w:val="18"/>
+                <w:szCs w:val="18"/>
+              </w:rPr>
+              <w:t xml:space="preserve">LOCAL / CLIMATE</w:t>
+            </w:r>
+          </w:p>
+        </w:tc>
+        <w:tc>
+          <w:tcPr>
+            <w:tcW w:type="dxa" w:w="2000"/>
+          </w:tcPr>
+          <w:p>
+            <w:pPr>
+              <w:jc w:val="left"/>
+            </w:pPr>
+            <w:r>
+              <w:rPr>
+                <w:rFonts w:ascii="Times New Roman" w:cs="Times New Roman" w:eastAsia="Times New Roman" w:hAnsi="Times New Roman"/>
+                <w:b w:val="false"/>
+                <w:bCs w:val="false"/>
+                <w:sz w:val="18"/>
+                <w:szCs w:val="18"/>
+              </w:rPr>
+              <w:t xml:space="preserve">CHART (Trung tâm Dự báo Khí tượng Thủy văn Quốc gia &amp; KHTN 8 [Chủ đề: Phản ứng hóa học])</w:t>
             </w:r>
           </w:p>
         </w:tc>
@@ -1100,47 +1100,47 @@
                 <w:sz w:val="18"/>
                 <w:szCs w:val="18"/>
               </w:rPr>
-              <w:t xml:space="preserve">Xâm nhập mặn tại các cửa sông ven biển Bến Tre và Trà Vinh vào mùa khô (Khía cạnh: Dung dịch và nồng độ dung dịch)</w:t>
-            </w:r>
-          </w:p>
-        </w:tc>
-        <w:tc>
-          <w:tcPr>
-            <w:tcW w:type="dxa" w:w="2000"/>
-          </w:tcPr>
-          <w:p>
-            <w:pPr>
-              <w:jc w:val="center"/>
-            </w:pPr>
-            <w:r>
-              <w:rPr>
-                <w:rFonts w:ascii="Times New Roman" w:cs="Times New Roman" w:eastAsia="Times New Roman" w:hAnsi="Times New Roman"/>
-                <w:b w:val="false"/>
-                <w:bCs w:val="false"/>
-                <w:sz w:val="18"/>
-                <w:szCs w:val="18"/>
-              </w:rPr>
-              <w:t xml:space="preserve">LOCAL / CLIMATE</w:t>
-            </w:r>
-          </w:p>
-        </w:tc>
-        <w:tc>
-          <w:tcPr>
-            <w:tcW w:type="dxa" w:w="2000"/>
-          </w:tcPr>
-          <w:p>
-            <w:pPr>
-              <w:jc w:val="left"/>
-            </w:pPr>
-            <w:r>
-              <w:rPr>
-                <w:rFonts w:ascii="Times New Roman" w:cs="Times New Roman" w:eastAsia="Times New Roman" w:hAnsi="Times New Roman"/>
-                <w:b w:val="false"/>
-                <w:bCs w:val="false"/>
-                <w:sz w:val="18"/>
-                <w:szCs w:val="18"/>
-              </w:rPr>
-              <w:t xml:space="preserve">CHART (Trung tâm Dự báo Khí tượng Thủy văn Quốc gia &amp; KHTN 8 [Chủ đề: Dung dịch và nồng độ dung dịch])</w:t>
+              <w:t xml:space="preserve">Áp suất chất lỏng và sự an toàn khi lặn sâu dưới biển (Khía cạnh: Dung dịch và nồng độ dung dịch)</w:t>
+            </w:r>
+          </w:p>
+        </w:tc>
+        <w:tc>
+          <w:tcPr>
+            <w:tcW w:type="dxa" w:w="2000"/>
+          </w:tcPr>
+          <w:p>
+            <w:pPr>
+              <w:jc w:val="center"/>
+            </w:pPr>
+            <w:r>
+              <w:rPr>
+                <w:rFonts w:ascii="Times New Roman" w:cs="Times New Roman" w:eastAsia="Times New Roman" w:hAnsi="Times New Roman"/>
+                <w:b w:val="false"/>
+                <w:bCs w:val="false"/>
+                <w:sz w:val="18"/>
+                <w:szCs w:val="18"/>
+              </w:rPr>
+              <w:t xml:space="preserve">GLOBAL / SAFETY</w:t>
+            </w:r>
+          </w:p>
+        </w:tc>
+        <w:tc>
+          <w:tcPr>
+            <w:tcW w:type="dxa" w:w="2000"/>
+          </w:tcPr>
+          <w:p>
+            <w:pPr>
+              <w:jc w:val="left"/>
+            </w:pPr>
+            <w:r>
+              <w:rPr>
+                <w:rFonts w:ascii="Times New Roman" w:cs="Times New Roman" w:eastAsia="Times New Roman" w:hAnsi="Times New Roman"/>
+                <w:b w:val="false"/>
+                <w:bCs w:val="false"/>
+                <w:sz w:val="18"/>
+                <w:szCs w:val="18"/>
+              </w:rPr>
+              <w:t xml:space="preserve">TABLE (NOAA Diving Manual &amp; KHTN 8 [Chủ đề: Dung dịch và nồng độ dung dịch])</w:t>
             </w:r>
           </w:p>
         </w:tc>
@@ -1222,47 +1222,47 @@
                 <w:sz w:val="18"/>
                 <w:szCs w:val="18"/>
               </w:rPr>
-              <w:t xml:space="preserve">Đo huyết áp và nhịp tim của học sinh trước và sau khi chạy cự ly 100m (Khía cạnh: Dung dịch và nồng độ dung dịch)</w:t>
-            </w:r>
-          </w:p>
-        </w:tc>
-        <w:tc>
-          <w:tcPr>
-            <w:tcW w:type="dxa" w:w="2000"/>
-          </w:tcPr>
-          <w:p>
-            <w:pPr>
-              <w:jc w:val="center"/>
-            </w:pPr>
-            <w:r>
-              <w:rPr>
-                <w:rFonts w:ascii="Times New Roman" w:cs="Times New Roman" w:eastAsia="Times New Roman" w:hAnsi="Times New Roman"/>
-                <w:b w:val="false"/>
-                <w:bCs w:val="false"/>
-                <w:sz w:val="18"/>
-                <w:szCs w:val="18"/>
-              </w:rPr>
-              <w:t xml:space="preserve">PERSONAL / HEALTH</w:t>
-            </w:r>
-          </w:p>
-        </w:tc>
-        <w:tc>
-          <w:tcPr>
-            <w:tcW w:type="dxa" w:w="2000"/>
-          </w:tcPr>
-          <w:p>
-            <w:pPr>
-              <w:jc w:val="left"/>
-            </w:pPr>
-            <w:r>
-              <w:rPr>
-                <w:rFonts w:ascii="Times New Roman" w:cs="Times New Roman" w:eastAsia="Times New Roman" w:hAnsi="Times New Roman"/>
-                <w:b w:val="false"/>
-                <w:bCs w:val="false"/>
-                <w:sz w:val="18"/>
-                <w:szCs w:val="18"/>
-              </w:rPr>
-              <w:t xml:space="preserve">TABLE (Viện Y học Thể thao Việt Nam &amp; KHTN 8 Kết nối tri thức [Chủ đề: Dung dịch và nồng độ dung dịch])</w:t>
+              <w:t xml:space="preserve">Xâm nhập mặn tại các cửa sông ven biển Bến Tre và Trà Vinh vào mùa khô (Khía cạnh: Dung dịch và nồng độ dung dịch)</w:t>
+            </w:r>
+          </w:p>
+        </w:tc>
+        <w:tc>
+          <w:tcPr>
+            <w:tcW w:type="dxa" w:w="2000"/>
+          </w:tcPr>
+          <w:p>
+            <w:pPr>
+              <w:jc w:val="center"/>
+            </w:pPr>
+            <w:r>
+              <w:rPr>
+                <w:rFonts w:ascii="Times New Roman" w:cs="Times New Roman" w:eastAsia="Times New Roman" w:hAnsi="Times New Roman"/>
+                <w:b w:val="false"/>
+                <w:bCs w:val="false"/>
+                <w:sz w:val="18"/>
+                <w:szCs w:val="18"/>
+              </w:rPr>
+              <w:t xml:space="preserve">LOCAL / CLIMATE</w:t>
+            </w:r>
+          </w:p>
+        </w:tc>
+        <w:tc>
+          <w:tcPr>
+            <w:tcW w:type="dxa" w:w="2000"/>
+          </w:tcPr>
+          <w:p>
+            <w:pPr>
+              <w:jc w:val="left"/>
+            </w:pPr>
+            <w:r>
+              <w:rPr>
+                <w:rFonts w:ascii="Times New Roman" w:cs="Times New Roman" w:eastAsia="Times New Roman" w:hAnsi="Times New Roman"/>
+                <w:b w:val="false"/>
+                <w:bCs w:val="false"/>
+                <w:sz w:val="18"/>
+                <w:szCs w:val="18"/>
+              </w:rPr>
+              <w:t xml:space="preserve">CHART (Trung tâm Dự báo Khí tượng Thủy văn Quốc gia &amp; KHTN 8 [Chủ đề: Dung dịch và nồng độ dung dịch])</w:t>
             </w:r>
           </w:p>
         </w:tc>
@@ -1344,47 +1344,47 @@
                 <w:sz w:val="18"/>
                 <w:szCs w:val="18"/>
               </w:rPr>
-              <w:t xml:space="preserve">Áp suất chất lỏng và sự an toàn khi lặn sâu dưới biển (Khía cạnh: Dung dịch và nồng độ dung dịch)</w:t>
-            </w:r>
-          </w:p>
-        </w:tc>
-        <w:tc>
-          <w:tcPr>
-            <w:tcW w:type="dxa" w:w="2000"/>
-          </w:tcPr>
-          <w:p>
-            <w:pPr>
-              <w:jc w:val="center"/>
-            </w:pPr>
-            <w:r>
-              <w:rPr>
-                <w:rFonts w:ascii="Times New Roman" w:cs="Times New Roman" w:eastAsia="Times New Roman" w:hAnsi="Times New Roman"/>
-                <w:b w:val="false"/>
-                <w:bCs w:val="false"/>
-                <w:sz w:val="18"/>
-                <w:szCs w:val="18"/>
-              </w:rPr>
-              <w:t xml:space="preserve">GLOBAL / SAFETY</w:t>
-            </w:r>
-          </w:p>
-        </w:tc>
-        <w:tc>
-          <w:tcPr>
-            <w:tcW w:type="dxa" w:w="2000"/>
-          </w:tcPr>
-          <w:p>
-            <w:pPr>
-              <w:jc w:val="left"/>
-            </w:pPr>
-            <w:r>
-              <w:rPr>
-                <w:rFonts w:ascii="Times New Roman" w:cs="Times New Roman" w:eastAsia="Times New Roman" w:hAnsi="Times New Roman"/>
-                <w:b w:val="false"/>
-                <w:bCs w:val="false"/>
-                <w:sz w:val="18"/>
-                <w:szCs w:val="18"/>
-              </w:rPr>
-              <w:t xml:space="preserve">TABLE (NOAA Diving Manual &amp; KHTN 8 [Chủ đề: Dung dịch và nồng độ dung dịch])</w:t>
+              <w:t xml:space="preserve">Đo huyết áp và nhịp tim của học sinh trước và sau khi chạy cự ly 100m (Khía cạnh: Dung dịch và nồng độ dung dịch)</w:t>
+            </w:r>
+          </w:p>
+        </w:tc>
+        <w:tc>
+          <w:tcPr>
+            <w:tcW w:type="dxa" w:w="2000"/>
+          </w:tcPr>
+          <w:p>
+            <w:pPr>
+              <w:jc w:val="center"/>
+            </w:pPr>
+            <w:r>
+              <w:rPr>
+                <w:rFonts w:ascii="Times New Roman" w:cs="Times New Roman" w:eastAsia="Times New Roman" w:hAnsi="Times New Roman"/>
+                <w:b w:val="false"/>
+                <w:bCs w:val="false"/>
+                <w:sz w:val="18"/>
+                <w:szCs w:val="18"/>
+              </w:rPr>
+              <w:t xml:space="preserve">PERSONAL / HEALTH</w:t>
+            </w:r>
+          </w:p>
+        </w:tc>
+        <w:tc>
+          <w:tcPr>
+            <w:tcW w:type="dxa" w:w="2000"/>
+          </w:tcPr>
+          <w:p>
+            <w:pPr>
+              <w:jc w:val="left"/>
+            </w:pPr>
+            <w:r>
+              <w:rPr>
+                <w:rFonts w:ascii="Times New Roman" w:cs="Times New Roman" w:eastAsia="Times New Roman" w:hAnsi="Times New Roman"/>
+                <w:b w:val="false"/>
+                <w:bCs w:val="false"/>
+                <w:sz w:val="18"/>
+                <w:szCs w:val="18"/>
+              </w:rPr>
+              <w:t xml:space="preserve">TABLE (Viện Y học Thể thao Việt Nam &amp; KHTN 8 Kết nối tri thức [Chủ đề: Dung dịch và nồng độ dung dịch])</w:t>
             </w:r>
           </w:p>
         </w:tc>
@@ -2198,47 +2198,47 @@
                 <w:sz w:val="18"/>
                 <w:szCs w:val="18"/>
               </w:rPr>
-              <w:t xml:space="preserve">Xâm nhập mặn tại các cửa sông ven biển Bến Tre và Trà Vinh vào mùa khô (Khía cạnh: Dung dịch và nồng độ dung dịch)</w:t>
-            </w:r>
-          </w:p>
-        </w:tc>
-        <w:tc>
-          <w:tcPr>
-            <w:tcW w:type="dxa" w:w="2000"/>
-          </w:tcPr>
-          <w:p>
-            <w:pPr>
-              <w:jc w:val="center"/>
-            </w:pPr>
-            <w:r>
-              <w:rPr>
-                <w:rFonts w:ascii="Times New Roman" w:cs="Times New Roman" w:eastAsia="Times New Roman" w:hAnsi="Times New Roman"/>
-                <w:b w:val="false"/>
-                <w:bCs w:val="false"/>
-                <w:sz w:val="18"/>
-                <w:szCs w:val="18"/>
-              </w:rPr>
-              <w:t xml:space="preserve">LOCAL / CLIMATE</w:t>
-            </w:r>
-          </w:p>
-        </w:tc>
-        <w:tc>
-          <w:tcPr>
-            <w:tcW w:type="dxa" w:w="2000"/>
-          </w:tcPr>
-          <w:p>
-            <w:pPr>
-              <w:jc w:val="left"/>
-            </w:pPr>
-            <w:r>
-              <w:rPr>
-                <w:rFonts w:ascii="Times New Roman" w:cs="Times New Roman" w:eastAsia="Times New Roman" w:hAnsi="Times New Roman"/>
-                <w:b w:val="false"/>
-                <w:bCs w:val="false"/>
-                <w:sz w:val="18"/>
-                <w:szCs w:val="18"/>
-              </w:rPr>
-              <w:t xml:space="preserve">CHART (Trung tâm Dự báo Khí tượng Thủy văn Quốc gia &amp; KHTN 8 [Chủ đề: Dung dịch và nồng độ dung dịch])</w:t>
+              <w:t xml:space="preserve">Áp suất chất lỏng và sự an toàn khi lặn sâu dưới biển (Khía cạnh: Dung dịch và nồng độ dung dịch)</w:t>
+            </w:r>
+          </w:p>
+        </w:tc>
+        <w:tc>
+          <w:tcPr>
+            <w:tcW w:type="dxa" w:w="2000"/>
+          </w:tcPr>
+          <w:p>
+            <w:pPr>
+              <w:jc w:val="center"/>
+            </w:pPr>
+            <w:r>
+              <w:rPr>
+                <w:rFonts w:ascii="Times New Roman" w:cs="Times New Roman" w:eastAsia="Times New Roman" w:hAnsi="Times New Roman"/>
+                <w:b w:val="false"/>
+                <w:bCs w:val="false"/>
+                <w:sz w:val="18"/>
+                <w:szCs w:val="18"/>
+              </w:rPr>
+              <w:t xml:space="preserve">GLOBAL / SAFETY</w:t>
+            </w:r>
+          </w:p>
+        </w:tc>
+        <w:tc>
+          <w:tcPr>
+            <w:tcW w:type="dxa" w:w="2000"/>
+          </w:tcPr>
+          <w:p>
+            <w:pPr>
+              <w:jc w:val="left"/>
+            </w:pPr>
+            <w:r>
+              <w:rPr>
+                <w:rFonts w:ascii="Times New Roman" w:cs="Times New Roman" w:eastAsia="Times New Roman" w:hAnsi="Times New Roman"/>
+                <w:b w:val="false"/>
+                <w:bCs w:val="false"/>
+                <w:sz w:val="18"/>
+                <w:szCs w:val="18"/>
+              </w:rPr>
+              <w:t xml:space="preserve">TABLE (NOAA Diving Manual &amp; KHTN 8 [Chủ đề: Dung dịch và nồng độ dung dịch])</w:t>
             </w:r>
           </w:p>
         </w:tc>
@@ -2442,47 +2442,47 @@
                 <w:sz w:val="18"/>
                 <w:szCs w:val="18"/>
               </w:rPr>
-              <w:t xml:space="preserve">Đo huyết áp và nhịp tim của học sinh trước và sau khi chạy cự ly 100m (Khía cạnh: Dung dịch và nồng độ dung dịch)</w:t>
-            </w:r>
-          </w:p>
-        </w:tc>
-        <w:tc>
-          <w:tcPr>
-            <w:tcW w:type="dxa" w:w="2000"/>
-          </w:tcPr>
-          <w:p>
-            <w:pPr>
-              <w:jc w:val="center"/>
-            </w:pPr>
-            <w:r>
-              <w:rPr>
-                <w:rFonts w:ascii="Times New Roman" w:cs="Times New Roman" w:eastAsia="Times New Roman" w:hAnsi="Times New Roman"/>
-                <w:b w:val="false"/>
-                <w:bCs w:val="false"/>
-                <w:sz w:val="18"/>
-                <w:szCs w:val="18"/>
-              </w:rPr>
-              <w:t xml:space="preserve">PERSONAL / HEALTH</w:t>
-            </w:r>
-          </w:p>
-        </w:tc>
-        <w:tc>
-          <w:tcPr>
-            <w:tcW w:type="dxa" w:w="2000"/>
-          </w:tcPr>
-          <w:p>
-            <w:pPr>
-              <w:jc w:val="left"/>
-            </w:pPr>
-            <w:r>
-              <w:rPr>
-                <w:rFonts w:ascii="Times New Roman" w:cs="Times New Roman" w:eastAsia="Times New Roman" w:hAnsi="Times New Roman"/>
-                <w:b w:val="false"/>
-                <w:bCs w:val="false"/>
-                <w:sz w:val="18"/>
-                <w:szCs w:val="18"/>
-              </w:rPr>
-              <w:t xml:space="preserve">TABLE (Viện Y học Thể thao Việt Nam &amp; KHTN 8 Kết nối tri thức [Chủ đề: Dung dịch và nồng độ dung dịch])</w:t>
+              <w:t xml:space="preserve">Xâm nhập mặn tại các cửa sông ven biển Bến Tre và Trà Vinh vào mùa khô (Khía cạnh: Dung dịch và nồng độ dung dịch)</w:t>
+            </w:r>
+          </w:p>
+        </w:tc>
+        <w:tc>
+          <w:tcPr>
+            <w:tcW w:type="dxa" w:w="2000"/>
+          </w:tcPr>
+          <w:p>
+            <w:pPr>
+              <w:jc w:val="center"/>
+            </w:pPr>
+            <w:r>
+              <w:rPr>
+                <w:rFonts w:ascii="Times New Roman" w:cs="Times New Roman" w:eastAsia="Times New Roman" w:hAnsi="Times New Roman"/>
+                <w:b w:val="false"/>
+                <w:bCs w:val="false"/>
+                <w:sz w:val="18"/>
+                <w:szCs w:val="18"/>
+              </w:rPr>
+              <w:t xml:space="preserve">LOCAL / CLIMATE</w:t>
+            </w:r>
+          </w:p>
+        </w:tc>
+        <w:tc>
+          <w:tcPr>
+            <w:tcW w:type="dxa" w:w="2000"/>
+          </w:tcPr>
+          <w:p>
+            <w:pPr>
+              <w:jc w:val="left"/>
+            </w:pPr>
+            <w:r>
+              <w:rPr>
+                <w:rFonts w:ascii="Times New Roman" w:cs="Times New Roman" w:eastAsia="Times New Roman" w:hAnsi="Times New Roman"/>
+                <w:b w:val="false"/>
+                <w:bCs w:val="false"/>
+                <w:sz w:val="18"/>
+                <w:szCs w:val="18"/>
+              </w:rPr>
+              <w:t xml:space="preserve">CHART (Trung tâm Dự báo Khí tượng Thủy văn Quốc gia &amp; KHTN 8 [Chủ đề: Dung dịch và nồng độ dung dịch])</w:t>
             </w:r>
           </w:p>
         </w:tc>
@@ -2808,47 +2808,47 @@
                 <w:sz w:val="18"/>
                 <w:szCs w:val="18"/>
               </w:rPr>
-              <w:t xml:space="preserve">Áp suất chất lỏng và sự an toàn khi lặn sâu dưới biển (Khía cạnh: Dung dịch và nồng độ dung dịch)</w:t>
-            </w:r>
-          </w:p>
-        </w:tc>
-        <w:tc>
-          <w:tcPr>
-            <w:tcW w:type="dxa" w:w="2000"/>
-          </w:tcPr>
-          <w:p>
-            <w:pPr>
-              <w:jc w:val="center"/>
-            </w:pPr>
-            <w:r>
-              <w:rPr>
-                <w:rFonts w:ascii="Times New Roman" w:cs="Times New Roman" w:eastAsia="Times New Roman" w:hAnsi="Times New Roman"/>
-                <w:b w:val="false"/>
-                <w:bCs w:val="false"/>
-                <w:sz w:val="18"/>
-                <w:szCs w:val="18"/>
-              </w:rPr>
-              <w:t xml:space="preserve">GLOBAL / SAFETY</w:t>
-            </w:r>
-          </w:p>
-        </w:tc>
-        <w:tc>
-          <w:tcPr>
-            <w:tcW w:type="dxa" w:w="2000"/>
-          </w:tcPr>
-          <w:p>
-            <w:pPr>
-              <w:jc w:val="left"/>
-            </w:pPr>
-            <w:r>
-              <w:rPr>
-                <w:rFonts w:ascii="Times New Roman" w:cs="Times New Roman" w:eastAsia="Times New Roman" w:hAnsi="Times New Roman"/>
-                <w:b w:val="false"/>
-                <w:bCs w:val="false"/>
-                <w:sz w:val="18"/>
-                <w:szCs w:val="18"/>
-              </w:rPr>
-              <w:t xml:space="preserve">TABLE (NOAA Diving Manual &amp; KHTN 8 [Chủ đề: Dung dịch và nồng độ dung dịch])</w:t>
+              <w:t xml:space="preserve">Đo huyết áp và nhịp tim của học sinh trước và sau khi chạy cự ly 100m (Khía cạnh: Dung dịch và nồng độ dung dịch)</w:t>
+            </w:r>
+          </w:p>
+        </w:tc>
+        <w:tc>
+          <w:tcPr>
+            <w:tcW w:type="dxa" w:w="2000"/>
+          </w:tcPr>
+          <w:p>
+            <w:pPr>
+              <w:jc w:val="center"/>
+            </w:pPr>
+            <w:r>
+              <w:rPr>
+                <w:rFonts w:ascii="Times New Roman" w:cs="Times New Roman" w:eastAsia="Times New Roman" w:hAnsi="Times New Roman"/>
+                <w:b w:val="false"/>
+                <w:bCs w:val="false"/>
+                <w:sz w:val="18"/>
+                <w:szCs w:val="18"/>
+              </w:rPr>
+              <w:t xml:space="preserve">PERSONAL / HEALTH</w:t>
+            </w:r>
+          </w:p>
+        </w:tc>
+        <w:tc>
+          <w:tcPr>
+            <w:tcW w:type="dxa" w:w="2000"/>
+          </w:tcPr>
+          <w:p>
+            <w:pPr>
+              <w:jc w:val="left"/>
+            </w:pPr>
+            <w:r>
+              <w:rPr>
+                <w:rFonts w:ascii="Times New Roman" w:cs="Times New Roman" w:eastAsia="Times New Roman" w:hAnsi="Times New Roman"/>
+                <w:b w:val="false"/>
+                <w:bCs w:val="false"/>
+                <w:sz w:val="18"/>
+                <w:szCs w:val="18"/>
+              </w:rPr>
+              <w:t xml:space="preserve">TABLE (Viện Y học Thể thao Việt Nam &amp; KHTN 8 Kết nối tri thức [Chủ đề: Dung dịch và nồng độ dung dịch])</w:t>
             </w:r>
           </w:p>
         </w:tc>

--- a/exports/qa-package/05_Context_Report_KHTN8.docx
+++ b/exports/qa-package/05_Context_Report_KHTN8.docx
@@ -157,7 +157,7 @@
                 <w:sz w:val="18"/>
                 <w:szCs w:val="18"/>
               </w:rPr>
-              <w:t xml:space="preserve">11 câu (50%)</w:t>
+              <w:t xml:space="preserve">8 câu (36%)</w:t>
             </w:r>
           </w:p>
         </w:tc>
@@ -490,47 +490,47 @@
                 <w:sz w:val="18"/>
                 <w:szCs w:val="18"/>
               </w:rPr>
-              <w:t xml:space="preserve">Xâm nhập mặn tại các cửa sông ven biển Bến Tre và Trà Vinh vào mùa khô (Khía cạnh: Sử dụng một số hóa chất, thiết bị cơ bản trong phòng thí nghiệm)</w:t>
-            </w:r>
-          </w:p>
-        </w:tc>
-        <w:tc>
-          <w:tcPr>
-            <w:tcW w:type="dxa" w:w="2000"/>
-          </w:tcPr>
-          <w:p>
-            <w:pPr>
-              <w:jc w:val="center"/>
-            </w:pPr>
-            <w:r>
-              <w:rPr>
-                <w:rFonts w:ascii="Times New Roman" w:cs="Times New Roman" w:eastAsia="Times New Roman" w:hAnsi="Times New Roman"/>
-                <w:b w:val="false"/>
-                <w:bCs w:val="false"/>
-                <w:sz w:val="18"/>
-                <w:szCs w:val="18"/>
-              </w:rPr>
-              <w:t xml:space="preserve">LOCAL / CLIMATE</w:t>
-            </w:r>
-          </w:p>
-        </w:tc>
-        <w:tc>
-          <w:tcPr>
-            <w:tcW w:type="dxa" w:w="2000"/>
-          </w:tcPr>
-          <w:p>
-            <w:pPr>
-              <w:jc w:val="left"/>
-            </w:pPr>
-            <w:r>
-              <w:rPr>
-                <w:rFonts w:ascii="Times New Roman" w:cs="Times New Roman" w:eastAsia="Times New Roman" w:hAnsi="Times New Roman"/>
-                <w:b w:val="false"/>
-                <w:bCs w:val="false"/>
-                <w:sz w:val="18"/>
-                <w:szCs w:val="18"/>
-              </w:rPr>
-              <w:t xml:space="preserve">CHART (Trung tâm Dự báo Khí tượng Thủy văn Quốc gia &amp; KHTN 8 [Chủ đề: Sử dụng một số hóa chất, thiết bị cơ bản trong phòng thí nghiệm])</w:t>
+              <w:t xml:space="preserve">Lý thuyết thuần túy</w:t>
+            </w:r>
+          </w:p>
+        </w:tc>
+        <w:tc>
+          <w:tcPr>
+            <w:tcW w:type="dxa" w:w="2000"/>
+          </w:tcPr>
+          <w:p>
+            <w:pPr>
+              <w:jc w:val="center"/>
+            </w:pPr>
+            <w:r>
+              <w:rPr>
+                <w:rFonts w:ascii="Times New Roman" w:cs="Times New Roman" w:eastAsia="Times New Roman" w:hAnsi="Times New Roman"/>
+                <w:b w:val="false"/>
+                <w:bCs w:val="false"/>
+                <w:sz w:val="18"/>
+                <w:szCs w:val="18"/>
+              </w:rPr>
+              <w:t xml:space="preserve">-</w:t>
+            </w:r>
+          </w:p>
+        </w:tc>
+        <w:tc>
+          <w:tcPr>
+            <w:tcW w:type="dxa" w:w="2000"/>
+          </w:tcPr>
+          <w:p>
+            <w:pPr>
+              <w:jc w:val="left"/>
+            </w:pPr>
+            <w:r>
+              <w:rPr>
+                <w:rFonts w:ascii="Times New Roman" w:cs="Times New Roman" w:eastAsia="Times New Roman" w:hAnsi="Times New Roman"/>
+                <w:b w:val="false"/>
+                <w:bCs w:val="false"/>
+                <w:sz w:val="18"/>
+                <w:szCs w:val="18"/>
+              </w:rPr>
+              <w:t xml:space="preserve">-</w:t>
             </w:r>
           </w:p>
         </w:tc>
@@ -612,47 +612,47 @@
                 <w:sz w:val="18"/>
                 <w:szCs w:val="18"/>
               </w:rPr>
-              <w:t xml:space="preserve">Đo huyết áp và nhịp tim của học sinh trước và sau khi chạy cự ly 100m (Khía cạnh: Sử dụng một số hóa chất, thiết bị cơ bản trong phòng thí nghiệm)</w:t>
-            </w:r>
-          </w:p>
-        </w:tc>
-        <w:tc>
-          <w:tcPr>
-            <w:tcW w:type="dxa" w:w="2000"/>
-          </w:tcPr>
-          <w:p>
-            <w:pPr>
-              <w:jc w:val="center"/>
-            </w:pPr>
-            <w:r>
-              <w:rPr>
-                <w:rFonts w:ascii="Times New Roman" w:cs="Times New Roman" w:eastAsia="Times New Roman" w:hAnsi="Times New Roman"/>
-                <w:b w:val="false"/>
-                <w:bCs w:val="false"/>
-                <w:sz w:val="18"/>
-                <w:szCs w:val="18"/>
-              </w:rPr>
-              <w:t xml:space="preserve">PERSONAL / HEALTH</w:t>
-            </w:r>
-          </w:p>
-        </w:tc>
-        <w:tc>
-          <w:tcPr>
-            <w:tcW w:type="dxa" w:w="2000"/>
-          </w:tcPr>
-          <w:p>
-            <w:pPr>
-              <w:jc w:val="left"/>
-            </w:pPr>
-            <w:r>
-              <w:rPr>
-                <w:rFonts w:ascii="Times New Roman" w:cs="Times New Roman" w:eastAsia="Times New Roman" w:hAnsi="Times New Roman"/>
-                <w:b w:val="false"/>
-                <w:bCs w:val="false"/>
-                <w:sz w:val="18"/>
-                <w:szCs w:val="18"/>
-              </w:rPr>
-              <w:t xml:space="preserve">TABLE (Viện Y học Thể thao Việt Nam &amp; KHTN 8 Kết nối tri thức [Chủ đề: Sử dụng một số hóa chất, thiết bị cơ bản trong phòng thí nghiệm])</w:t>
+              <w:t xml:space="preserve">Lý thuyết thuần túy</w:t>
+            </w:r>
+          </w:p>
+        </w:tc>
+        <w:tc>
+          <w:tcPr>
+            <w:tcW w:type="dxa" w:w="2000"/>
+          </w:tcPr>
+          <w:p>
+            <w:pPr>
+              <w:jc w:val="center"/>
+            </w:pPr>
+            <w:r>
+              <w:rPr>
+                <w:rFonts w:ascii="Times New Roman" w:cs="Times New Roman" w:eastAsia="Times New Roman" w:hAnsi="Times New Roman"/>
+                <w:b w:val="false"/>
+                <w:bCs w:val="false"/>
+                <w:sz w:val="18"/>
+                <w:szCs w:val="18"/>
+              </w:rPr>
+              <w:t xml:space="preserve">-</w:t>
+            </w:r>
+          </w:p>
+        </w:tc>
+        <w:tc>
+          <w:tcPr>
+            <w:tcW w:type="dxa" w:w="2000"/>
+          </w:tcPr>
+          <w:p>
+            <w:pPr>
+              <w:jc w:val="left"/>
+            </w:pPr>
+            <w:r>
+              <w:rPr>
+                <w:rFonts w:ascii="Times New Roman" w:cs="Times New Roman" w:eastAsia="Times New Roman" w:hAnsi="Times New Roman"/>
+                <w:b w:val="false"/>
+                <w:bCs w:val="false"/>
+                <w:sz w:val="18"/>
+                <w:szCs w:val="18"/>
+              </w:rPr>
+              <w:t xml:space="preserve">-</w:t>
             </w:r>
           </w:p>
         </w:tc>
@@ -734,47 +734,47 @@
                 <w:sz w:val="18"/>
                 <w:szCs w:val="18"/>
               </w:rPr>
-              <w:t xml:space="preserve">Áp suất chất lỏng và sự an toàn khi lặn sâu dưới biển (Khía cạnh: Phản ứng hóa học)</w:t>
-            </w:r>
-          </w:p>
-        </w:tc>
-        <w:tc>
-          <w:tcPr>
-            <w:tcW w:type="dxa" w:w="2000"/>
-          </w:tcPr>
-          <w:p>
-            <w:pPr>
-              <w:jc w:val="center"/>
-            </w:pPr>
-            <w:r>
-              <w:rPr>
-                <w:rFonts w:ascii="Times New Roman" w:cs="Times New Roman" w:eastAsia="Times New Roman" w:hAnsi="Times New Roman"/>
-                <w:b w:val="false"/>
-                <w:bCs w:val="false"/>
-                <w:sz w:val="18"/>
-                <w:szCs w:val="18"/>
-              </w:rPr>
-              <w:t xml:space="preserve">GLOBAL / SAFETY</w:t>
-            </w:r>
-          </w:p>
-        </w:tc>
-        <w:tc>
-          <w:tcPr>
-            <w:tcW w:type="dxa" w:w="2000"/>
-          </w:tcPr>
-          <w:p>
-            <w:pPr>
-              <w:jc w:val="left"/>
-            </w:pPr>
-            <w:r>
-              <w:rPr>
-                <w:rFonts w:ascii="Times New Roman" w:cs="Times New Roman" w:eastAsia="Times New Roman" w:hAnsi="Times New Roman"/>
-                <w:b w:val="false"/>
-                <w:bCs w:val="false"/>
-                <w:sz w:val="18"/>
-                <w:szCs w:val="18"/>
-              </w:rPr>
-              <w:t xml:space="preserve">TABLE (NOAA Diving Manual &amp; KHTN 8 [Chủ đề: Phản ứng hóa học])</w:t>
+              <w:t xml:space="preserve">Lý thuyết thuần túy</w:t>
+            </w:r>
+          </w:p>
+        </w:tc>
+        <w:tc>
+          <w:tcPr>
+            <w:tcW w:type="dxa" w:w="2000"/>
+          </w:tcPr>
+          <w:p>
+            <w:pPr>
+              <w:jc w:val="center"/>
+            </w:pPr>
+            <w:r>
+              <w:rPr>
+                <w:rFonts w:ascii="Times New Roman" w:cs="Times New Roman" w:eastAsia="Times New Roman" w:hAnsi="Times New Roman"/>
+                <w:b w:val="false"/>
+                <w:bCs w:val="false"/>
+                <w:sz w:val="18"/>
+                <w:szCs w:val="18"/>
+              </w:rPr>
+              <w:t xml:space="preserve">-</w:t>
+            </w:r>
+          </w:p>
+        </w:tc>
+        <w:tc>
+          <w:tcPr>
+            <w:tcW w:type="dxa" w:w="2000"/>
+          </w:tcPr>
+          <w:p>
+            <w:pPr>
+              <w:jc w:val="left"/>
+            </w:pPr>
+            <w:r>
+              <w:rPr>
+                <w:rFonts w:ascii="Times New Roman" w:cs="Times New Roman" w:eastAsia="Times New Roman" w:hAnsi="Times New Roman"/>
+                <w:b w:val="false"/>
+                <w:bCs w:val="false"/>
+                <w:sz w:val="18"/>
+                <w:szCs w:val="18"/>
+              </w:rPr>
+              <w:t xml:space="preserve">-</w:t>
             </w:r>
           </w:p>
         </w:tc>
@@ -856,47 +856,47 @@
                 <w:sz w:val="18"/>
                 <w:szCs w:val="18"/>
               </w:rPr>
-              <w:t xml:space="preserve">Xâm nhập mặn tại các cửa sông ven biển Bến Tre và Trà Vinh vào mùa khô (Khía cạnh: Phản ứng hóa học)</w:t>
-            </w:r>
-          </w:p>
-        </w:tc>
-        <w:tc>
-          <w:tcPr>
-            <w:tcW w:type="dxa" w:w="2000"/>
-          </w:tcPr>
-          <w:p>
-            <w:pPr>
-              <w:jc w:val="center"/>
-            </w:pPr>
-            <w:r>
-              <w:rPr>
-                <w:rFonts w:ascii="Times New Roman" w:cs="Times New Roman" w:eastAsia="Times New Roman" w:hAnsi="Times New Roman"/>
-                <w:b w:val="false"/>
-                <w:bCs w:val="false"/>
-                <w:sz w:val="18"/>
-                <w:szCs w:val="18"/>
-              </w:rPr>
-              <w:t xml:space="preserve">LOCAL / CLIMATE</w:t>
-            </w:r>
-          </w:p>
-        </w:tc>
-        <w:tc>
-          <w:tcPr>
-            <w:tcW w:type="dxa" w:w="2000"/>
-          </w:tcPr>
-          <w:p>
-            <w:pPr>
-              <w:jc w:val="left"/>
-            </w:pPr>
-            <w:r>
-              <w:rPr>
-                <w:rFonts w:ascii="Times New Roman" w:cs="Times New Roman" w:eastAsia="Times New Roman" w:hAnsi="Times New Roman"/>
-                <w:b w:val="false"/>
-                <w:bCs w:val="false"/>
-                <w:sz w:val="18"/>
-                <w:szCs w:val="18"/>
-              </w:rPr>
-              <w:t xml:space="preserve">CHART (Trung tâm Dự báo Khí tượng Thủy văn Quốc gia &amp; KHTN 8 [Chủ đề: Phản ứng hóa học])</w:t>
+              <w:t xml:space="preserve">Lý thuyết thuần túy</w:t>
+            </w:r>
+          </w:p>
+        </w:tc>
+        <w:tc>
+          <w:tcPr>
+            <w:tcW w:type="dxa" w:w="2000"/>
+          </w:tcPr>
+          <w:p>
+            <w:pPr>
+              <w:jc w:val="center"/>
+            </w:pPr>
+            <w:r>
+              <w:rPr>
+                <w:rFonts w:ascii="Times New Roman" w:cs="Times New Roman" w:eastAsia="Times New Roman" w:hAnsi="Times New Roman"/>
+                <w:b w:val="false"/>
+                <w:bCs w:val="false"/>
+                <w:sz w:val="18"/>
+                <w:szCs w:val="18"/>
+              </w:rPr>
+              <w:t xml:space="preserve">-</w:t>
+            </w:r>
+          </w:p>
+        </w:tc>
+        <w:tc>
+          <w:tcPr>
+            <w:tcW w:type="dxa" w:w="2000"/>
+          </w:tcPr>
+          <w:p>
+            <w:pPr>
+              <w:jc w:val="left"/>
+            </w:pPr>
+            <w:r>
+              <w:rPr>
+                <w:rFonts w:ascii="Times New Roman" w:cs="Times New Roman" w:eastAsia="Times New Roman" w:hAnsi="Times New Roman"/>
+                <w:b w:val="false"/>
+                <w:bCs w:val="false"/>
+                <w:sz w:val="18"/>
+                <w:szCs w:val="18"/>
+              </w:rPr>
+              <w:t xml:space="preserve">-</w:t>
             </w:r>
           </w:p>
         </w:tc>
@@ -978,47 +978,47 @@
                 <w:sz w:val="18"/>
                 <w:szCs w:val="18"/>
               </w:rPr>
-              <w:t xml:space="preserve">Đo huyết áp và nhịp tim của học sinh trước và sau khi chạy cự ly 100m (Khía cạnh: Mol và tỉ khối chất khí)</w:t>
-            </w:r>
-          </w:p>
-        </w:tc>
-        <w:tc>
-          <w:tcPr>
-            <w:tcW w:type="dxa" w:w="2000"/>
-          </w:tcPr>
-          <w:p>
-            <w:pPr>
-              <w:jc w:val="center"/>
-            </w:pPr>
-            <w:r>
-              <w:rPr>
-                <w:rFonts w:ascii="Times New Roman" w:cs="Times New Roman" w:eastAsia="Times New Roman" w:hAnsi="Times New Roman"/>
-                <w:b w:val="false"/>
-                <w:bCs w:val="false"/>
-                <w:sz w:val="18"/>
-                <w:szCs w:val="18"/>
-              </w:rPr>
-              <w:t xml:space="preserve">PERSONAL / HEALTH</w:t>
-            </w:r>
-          </w:p>
-        </w:tc>
-        <w:tc>
-          <w:tcPr>
-            <w:tcW w:type="dxa" w:w="2000"/>
-          </w:tcPr>
-          <w:p>
-            <w:pPr>
-              <w:jc w:val="left"/>
-            </w:pPr>
-            <w:r>
-              <w:rPr>
-                <w:rFonts w:ascii="Times New Roman" w:cs="Times New Roman" w:eastAsia="Times New Roman" w:hAnsi="Times New Roman"/>
-                <w:b w:val="false"/>
-                <w:bCs w:val="false"/>
-                <w:sz w:val="18"/>
-                <w:szCs w:val="18"/>
-              </w:rPr>
-              <w:t xml:space="preserve">TABLE (Viện Y học Thể thao Việt Nam &amp; KHTN 8 Kết nối tri thức [Chủ đề: Mol và tỉ khối chất khí])</w:t>
+              <w:t xml:space="preserve">Lý thuyết thuần túy</w:t>
+            </w:r>
+          </w:p>
+        </w:tc>
+        <w:tc>
+          <w:tcPr>
+            <w:tcW w:type="dxa" w:w="2000"/>
+          </w:tcPr>
+          <w:p>
+            <w:pPr>
+              <w:jc w:val="center"/>
+            </w:pPr>
+            <w:r>
+              <w:rPr>
+                <w:rFonts w:ascii="Times New Roman" w:cs="Times New Roman" w:eastAsia="Times New Roman" w:hAnsi="Times New Roman"/>
+                <w:b w:val="false"/>
+                <w:bCs w:val="false"/>
+                <w:sz w:val="18"/>
+                <w:szCs w:val="18"/>
+              </w:rPr>
+              <w:t xml:space="preserve">-</w:t>
+            </w:r>
+          </w:p>
+        </w:tc>
+        <w:tc>
+          <w:tcPr>
+            <w:tcW w:type="dxa" w:w="2000"/>
+          </w:tcPr>
+          <w:p>
+            <w:pPr>
+              <w:jc w:val="left"/>
+            </w:pPr>
+            <w:r>
+              <w:rPr>
+                <w:rFonts w:ascii="Times New Roman" w:cs="Times New Roman" w:eastAsia="Times New Roman" w:hAnsi="Times New Roman"/>
+                <w:b w:val="false"/>
+                <w:bCs w:val="false"/>
+                <w:sz w:val="18"/>
+                <w:szCs w:val="18"/>
+              </w:rPr>
+              <w:t xml:space="preserve">-</w:t>
             </w:r>
           </w:p>
         </w:tc>
@@ -1100,47 +1100,47 @@
                 <w:sz w:val="18"/>
                 <w:szCs w:val="18"/>
               </w:rPr>
-              <w:t xml:space="preserve">Áp suất chất lỏng và sự an toàn khi lặn sâu dưới biển (Khía cạnh: Dung dịch và nồng độ dung dịch)</w:t>
-            </w:r>
-          </w:p>
-        </w:tc>
-        <w:tc>
-          <w:tcPr>
-            <w:tcW w:type="dxa" w:w="2000"/>
-          </w:tcPr>
-          <w:p>
-            <w:pPr>
-              <w:jc w:val="center"/>
-            </w:pPr>
-            <w:r>
-              <w:rPr>
-                <w:rFonts w:ascii="Times New Roman" w:cs="Times New Roman" w:eastAsia="Times New Roman" w:hAnsi="Times New Roman"/>
-                <w:b w:val="false"/>
-                <w:bCs w:val="false"/>
-                <w:sz w:val="18"/>
-                <w:szCs w:val="18"/>
-              </w:rPr>
-              <w:t xml:space="preserve">GLOBAL / SAFETY</w:t>
-            </w:r>
-          </w:p>
-        </w:tc>
-        <w:tc>
-          <w:tcPr>
-            <w:tcW w:type="dxa" w:w="2000"/>
-          </w:tcPr>
-          <w:p>
-            <w:pPr>
-              <w:jc w:val="left"/>
-            </w:pPr>
-            <w:r>
-              <w:rPr>
-                <w:rFonts w:ascii="Times New Roman" w:cs="Times New Roman" w:eastAsia="Times New Roman" w:hAnsi="Times New Roman"/>
-                <w:b w:val="false"/>
-                <w:bCs w:val="false"/>
-                <w:sz w:val="18"/>
-                <w:szCs w:val="18"/>
-              </w:rPr>
-              <w:t xml:space="preserve">TABLE (NOAA Diving Manual &amp; KHTN 8 [Chủ đề: Dung dịch và nồng độ dung dịch])</w:t>
+              <w:t xml:space="preserve">Lý thuyết thuần túy</w:t>
+            </w:r>
+          </w:p>
+        </w:tc>
+        <w:tc>
+          <w:tcPr>
+            <w:tcW w:type="dxa" w:w="2000"/>
+          </w:tcPr>
+          <w:p>
+            <w:pPr>
+              <w:jc w:val="center"/>
+            </w:pPr>
+            <w:r>
+              <w:rPr>
+                <w:rFonts w:ascii="Times New Roman" w:cs="Times New Roman" w:eastAsia="Times New Roman" w:hAnsi="Times New Roman"/>
+                <w:b w:val="false"/>
+                <w:bCs w:val="false"/>
+                <w:sz w:val="18"/>
+                <w:szCs w:val="18"/>
+              </w:rPr>
+              <w:t xml:space="preserve">-</w:t>
+            </w:r>
+          </w:p>
+        </w:tc>
+        <w:tc>
+          <w:tcPr>
+            <w:tcW w:type="dxa" w:w="2000"/>
+          </w:tcPr>
+          <w:p>
+            <w:pPr>
+              <w:jc w:val="left"/>
+            </w:pPr>
+            <w:r>
+              <w:rPr>
+                <w:rFonts w:ascii="Times New Roman" w:cs="Times New Roman" w:eastAsia="Times New Roman" w:hAnsi="Times New Roman"/>
+                <w:b w:val="false"/>
+                <w:bCs w:val="false"/>
+                <w:sz w:val="18"/>
+                <w:szCs w:val="18"/>
+              </w:rPr>
+              <w:t xml:space="preserve">-</w:t>
             </w:r>
           </w:p>
         </w:tc>
@@ -1222,47 +1222,47 @@
                 <w:sz w:val="18"/>
                 <w:szCs w:val="18"/>
               </w:rPr>
-              <w:t xml:space="preserve">Xâm nhập mặn tại các cửa sông ven biển Bến Tre và Trà Vinh vào mùa khô (Khía cạnh: Dung dịch và nồng độ dung dịch)</w:t>
-            </w:r>
-          </w:p>
-        </w:tc>
-        <w:tc>
-          <w:tcPr>
-            <w:tcW w:type="dxa" w:w="2000"/>
-          </w:tcPr>
-          <w:p>
-            <w:pPr>
-              <w:jc w:val="center"/>
-            </w:pPr>
-            <w:r>
-              <w:rPr>
-                <w:rFonts w:ascii="Times New Roman" w:cs="Times New Roman" w:eastAsia="Times New Roman" w:hAnsi="Times New Roman"/>
-                <w:b w:val="false"/>
-                <w:bCs w:val="false"/>
-                <w:sz w:val="18"/>
-                <w:szCs w:val="18"/>
-              </w:rPr>
-              <w:t xml:space="preserve">LOCAL / CLIMATE</w:t>
-            </w:r>
-          </w:p>
-        </w:tc>
-        <w:tc>
-          <w:tcPr>
-            <w:tcW w:type="dxa" w:w="2000"/>
-          </w:tcPr>
-          <w:p>
-            <w:pPr>
-              <w:jc w:val="left"/>
-            </w:pPr>
-            <w:r>
-              <w:rPr>
-                <w:rFonts w:ascii="Times New Roman" w:cs="Times New Roman" w:eastAsia="Times New Roman" w:hAnsi="Times New Roman"/>
-                <w:b w:val="false"/>
-                <w:bCs w:val="false"/>
-                <w:sz w:val="18"/>
-                <w:szCs w:val="18"/>
-              </w:rPr>
-              <w:t xml:space="preserve">CHART (Trung tâm Dự báo Khí tượng Thủy văn Quốc gia &amp; KHTN 8 [Chủ đề: Dung dịch và nồng độ dung dịch])</w:t>
+              <w:t xml:space="preserve">Lý thuyết thuần túy</w:t>
+            </w:r>
+          </w:p>
+        </w:tc>
+        <w:tc>
+          <w:tcPr>
+            <w:tcW w:type="dxa" w:w="2000"/>
+          </w:tcPr>
+          <w:p>
+            <w:pPr>
+              <w:jc w:val="center"/>
+            </w:pPr>
+            <w:r>
+              <w:rPr>
+                <w:rFonts w:ascii="Times New Roman" w:cs="Times New Roman" w:eastAsia="Times New Roman" w:hAnsi="Times New Roman"/>
+                <w:b w:val="false"/>
+                <w:bCs w:val="false"/>
+                <w:sz w:val="18"/>
+                <w:szCs w:val="18"/>
+              </w:rPr>
+              <w:t xml:space="preserve">-</w:t>
+            </w:r>
+          </w:p>
+        </w:tc>
+        <w:tc>
+          <w:tcPr>
+            <w:tcW w:type="dxa" w:w="2000"/>
+          </w:tcPr>
+          <w:p>
+            <w:pPr>
+              <w:jc w:val="left"/>
+            </w:pPr>
+            <w:r>
+              <w:rPr>
+                <w:rFonts w:ascii="Times New Roman" w:cs="Times New Roman" w:eastAsia="Times New Roman" w:hAnsi="Times New Roman"/>
+                <w:b w:val="false"/>
+                <w:bCs w:val="false"/>
+                <w:sz w:val="18"/>
+                <w:szCs w:val="18"/>
+              </w:rPr>
+              <w:t xml:space="preserve">-</w:t>
             </w:r>
           </w:p>
         </w:tc>
@@ -1324,7 +1324,7 @@
                 <w:sz w:val="18"/>
                 <w:szCs w:val="18"/>
               </w:rPr>
-              <w:t xml:space="preserve">M2</w:t>
+              <w:t xml:space="preserve">M1</w:t>
             </w:r>
           </w:p>
         </w:tc>
@@ -1344,47 +1344,47 @@
                 <w:sz w:val="18"/>
                 <w:szCs w:val="18"/>
               </w:rPr>
-              <w:t xml:space="preserve">Đo huyết áp và nhịp tim của học sinh trước và sau khi chạy cự ly 100m (Khía cạnh: Dung dịch và nồng độ dung dịch)</w:t>
-            </w:r>
-          </w:p>
-        </w:tc>
-        <w:tc>
-          <w:tcPr>
-            <w:tcW w:type="dxa" w:w="2000"/>
-          </w:tcPr>
-          <w:p>
-            <w:pPr>
-              <w:jc w:val="center"/>
-            </w:pPr>
-            <w:r>
-              <w:rPr>
-                <w:rFonts w:ascii="Times New Roman" w:cs="Times New Roman" w:eastAsia="Times New Roman" w:hAnsi="Times New Roman"/>
-                <w:b w:val="false"/>
-                <w:bCs w:val="false"/>
-                <w:sz w:val="18"/>
-                <w:szCs w:val="18"/>
-              </w:rPr>
-              <w:t xml:space="preserve">PERSONAL / HEALTH</w:t>
-            </w:r>
-          </w:p>
-        </w:tc>
-        <w:tc>
-          <w:tcPr>
-            <w:tcW w:type="dxa" w:w="2000"/>
-          </w:tcPr>
-          <w:p>
-            <w:pPr>
-              <w:jc w:val="left"/>
-            </w:pPr>
-            <w:r>
-              <w:rPr>
-                <w:rFonts w:ascii="Times New Roman" w:cs="Times New Roman" w:eastAsia="Times New Roman" w:hAnsi="Times New Roman"/>
-                <w:b w:val="false"/>
-                <w:bCs w:val="false"/>
-                <w:sz w:val="18"/>
-                <w:szCs w:val="18"/>
-              </w:rPr>
-              <w:t xml:space="preserve">TABLE (Viện Y học Thể thao Việt Nam &amp; KHTN 8 Kết nối tri thức [Chủ đề: Dung dịch và nồng độ dung dịch])</w:t>
+              <w:t xml:space="preserve">Lý thuyết thuần túy</w:t>
+            </w:r>
+          </w:p>
+        </w:tc>
+        <w:tc>
+          <w:tcPr>
+            <w:tcW w:type="dxa" w:w="2000"/>
+          </w:tcPr>
+          <w:p>
+            <w:pPr>
+              <w:jc w:val="center"/>
+            </w:pPr>
+            <w:r>
+              <w:rPr>
+                <w:rFonts w:ascii="Times New Roman" w:cs="Times New Roman" w:eastAsia="Times New Roman" w:hAnsi="Times New Roman"/>
+                <w:b w:val="false"/>
+                <w:bCs w:val="false"/>
+                <w:sz w:val="18"/>
+                <w:szCs w:val="18"/>
+              </w:rPr>
+              <w:t xml:space="preserve">-</w:t>
+            </w:r>
+          </w:p>
+        </w:tc>
+        <w:tc>
+          <w:tcPr>
+            <w:tcW w:type="dxa" w:w="2000"/>
+          </w:tcPr>
+          <w:p>
+            <w:pPr>
+              <w:jc w:val="left"/>
+            </w:pPr>
+            <w:r>
+              <w:rPr>
+                <w:rFonts w:ascii="Times New Roman" w:cs="Times New Roman" w:eastAsia="Times New Roman" w:hAnsi="Times New Roman"/>
+                <w:b w:val="false"/>
+                <w:bCs w:val="false"/>
+                <w:sz w:val="18"/>
+                <w:szCs w:val="18"/>
+              </w:rPr>
+              <w:t xml:space="preserve">-</w:t>
             </w:r>
           </w:p>
         </w:tc>
@@ -1406,7 +1406,7 @@
                 <w:sz w:val="18"/>
                 <w:szCs w:val="18"/>
               </w:rPr>
-              <w:t xml:space="preserve">Câu 12</w:t>
+              <w:t xml:space="preserve">Câu 9</w:t>
             </w:r>
           </w:p>
         </w:tc>
@@ -1528,7 +1528,7 @@
                 <w:sz w:val="18"/>
                 <w:szCs w:val="18"/>
               </w:rPr>
-              <w:t xml:space="preserve">Câu 13</w:t>
+              <w:t xml:space="preserve">Câu 10</w:t>
             </w:r>
           </w:p>
         </w:tc>
@@ -1650,7 +1650,7 @@
                 <w:sz w:val="18"/>
                 <w:szCs w:val="18"/>
               </w:rPr>
-              <w:t xml:space="preserve">Câu 14</w:t>
+              <w:t xml:space="preserve">Câu 11</w:t>
             </w:r>
           </w:p>
         </w:tc>
@@ -1690,7 +1690,7 @@
                 <w:sz w:val="18"/>
                 <w:szCs w:val="18"/>
               </w:rPr>
-              <w:t xml:space="preserve">M2</w:t>
+              <w:t xml:space="preserve">M1</w:t>
             </w:r>
           </w:p>
         </w:tc>
@@ -1772,7 +1772,7 @@
                 <w:sz w:val="18"/>
                 <w:szCs w:val="18"/>
               </w:rPr>
-              <w:t xml:space="preserve">Câu 18</w:t>
+              <w:t xml:space="preserve">Câu 12</w:t>
             </w:r>
           </w:p>
         </w:tc>
@@ -1894,7 +1894,7 @@
                 <w:sz w:val="18"/>
                 <w:szCs w:val="18"/>
               </w:rPr>
-              <w:t xml:space="preserve">Câu 19</w:t>
+              <w:t xml:space="preserve">Câu 13</w:t>
             </w:r>
           </w:p>
         </w:tc>
@@ -2016,7 +2016,7 @@
                 <w:sz w:val="18"/>
                 <w:szCs w:val="18"/>
               </w:rPr>
-              <w:t xml:space="preserve">Câu 20</w:t>
+              <w:t xml:space="preserve">Câu 14</w:t>
             </w:r>
           </w:p>
         </w:tc>
@@ -2056,7 +2056,7 @@
                 <w:sz w:val="18"/>
                 <w:szCs w:val="18"/>
               </w:rPr>
-              <w:t xml:space="preserve">M2</w:t>
+              <w:t xml:space="preserve">M1</w:t>
             </w:r>
           </w:p>
         </w:tc>
@@ -2138,7 +2138,7 @@
                 <w:sz w:val="18"/>
                 <w:szCs w:val="18"/>
               </w:rPr>
-              <w:t xml:space="preserve">Câu 9</w:t>
+              <w:t xml:space="preserve">Câu 15</w:t>
             </w:r>
           </w:p>
         </w:tc>
@@ -2260,7 +2260,7 @@
                 <w:sz w:val="18"/>
                 <w:szCs w:val="18"/>
               </w:rPr>
-              <w:t xml:space="preserve">Câu 15</w:t>
+              <w:t xml:space="preserve">Câu 16</w:t>
             </w:r>
           </w:p>
         </w:tc>
@@ -2320,47 +2320,47 @@
                 <w:sz w:val="18"/>
                 <w:szCs w:val="18"/>
               </w:rPr>
-              <w:t xml:space="preserve">Lý thuyết thuần túy</w:t>
-            </w:r>
-          </w:p>
-        </w:tc>
-        <w:tc>
-          <w:tcPr>
-            <w:tcW w:type="dxa" w:w="2000"/>
-          </w:tcPr>
-          <w:p>
-            <w:pPr>
-              <w:jc w:val="center"/>
-            </w:pPr>
-            <w:r>
-              <w:rPr>
-                <w:rFonts w:ascii="Times New Roman" w:cs="Times New Roman" w:eastAsia="Times New Roman" w:hAnsi="Times New Roman"/>
-                <w:b w:val="false"/>
-                <w:bCs w:val="false"/>
-                <w:sz w:val="18"/>
-                <w:szCs w:val="18"/>
-              </w:rPr>
-              <w:t xml:space="preserve">-</w:t>
-            </w:r>
-          </w:p>
-        </w:tc>
-        <w:tc>
-          <w:tcPr>
-            <w:tcW w:type="dxa" w:w="2000"/>
-          </w:tcPr>
-          <w:p>
-            <w:pPr>
-              <w:jc w:val="left"/>
-            </w:pPr>
-            <w:r>
-              <w:rPr>
-                <w:rFonts w:ascii="Times New Roman" w:cs="Times New Roman" w:eastAsia="Times New Roman" w:hAnsi="Times New Roman"/>
-                <w:b w:val="false"/>
-                <w:bCs w:val="false"/>
-                <w:sz w:val="18"/>
-                <w:szCs w:val="18"/>
-              </w:rPr>
-              <w:t xml:space="preserve">-</w:t>
+              <w:t xml:space="preserve">Định luật bảo toàn khối lượng trong phản ứng nung đá vôi (CaCO3) sản xuất vôi sống</w:t>
+            </w:r>
+          </w:p>
+        </w:tc>
+        <w:tc>
+          <w:tcPr>
+            <w:tcW w:type="dxa" w:w="2000"/>
+          </w:tcPr>
+          <w:p>
+            <w:pPr>
+              <w:jc w:val="center"/>
+            </w:pPr>
+            <w:r>
+              <w:rPr>
+                <w:rFonts w:ascii="Times New Roman" w:cs="Times New Roman" w:eastAsia="Times New Roman" w:hAnsi="Times New Roman"/>
+                <w:b w:val="false"/>
+                <w:bCs w:val="false"/>
+                <w:sz w:val="18"/>
+                <w:szCs w:val="18"/>
+              </w:rPr>
+              <w:t xml:space="preserve">LOCAL / MATERIALS</w:t>
+            </w:r>
+          </w:p>
+        </w:tc>
+        <w:tc>
+          <w:tcPr>
+            <w:tcW w:type="dxa" w:w="2000"/>
+          </w:tcPr>
+          <w:p>
+            <w:pPr>
+              <w:jc w:val="left"/>
+            </w:pPr>
+            <w:r>
+              <w:rPr>
+                <w:rFonts w:ascii="Times New Roman" w:cs="Times New Roman" w:eastAsia="Times New Roman" w:hAnsi="Times New Roman"/>
+                <w:b w:val="false"/>
+                <w:bCs w:val="false"/>
+                <w:sz w:val="18"/>
+                <w:szCs w:val="18"/>
+              </w:rPr>
+              <w:t xml:space="preserve">TABLE (SGK KHTN 8 Cánh Diều — Bài Định luật bảo toàn khối lượng)</w:t>
             </w:r>
           </w:p>
         </w:tc>
@@ -2382,7 +2382,7 @@
                 <w:sz w:val="18"/>
                 <w:szCs w:val="18"/>
               </w:rPr>
-              <w:t xml:space="preserve">Câu 10</w:t>
+              <w:t xml:space="preserve">Câu 17</w:t>
             </w:r>
           </w:p>
         </w:tc>
@@ -2504,7 +2504,7 @@
                 <w:sz w:val="18"/>
                 <w:szCs w:val="18"/>
               </w:rPr>
-              <w:t xml:space="preserve">Câu 16</w:t>
+              <w:t xml:space="preserve">Câu 18</w:t>
             </w:r>
           </w:p>
         </w:tc>
@@ -2564,47 +2564,47 @@
                 <w:sz w:val="18"/>
                 <w:szCs w:val="18"/>
               </w:rPr>
-              <w:t xml:space="preserve">Lý thuyết thuần túy</w:t>
-            </w:r>
-          </w:p>
-        </w:tc>
-        <w:tc>
-          <w:tcPr>
-            <w:tcW w:type="dxa" w:w="2000"/>
-          </w:tcPr>
-          <w:p>
-            <w:pPr>
-              <w:jc w:val="center"/>
-            </w:pPr>
-            <w:r>
-              <w:rPr>
-                <w:rFonts w:ascii="Times New Roman" w:cs="Times New Roman" w:eastAsia="Times New Roman" w:hAnsi="Times New Roman"/>
-                <w:b w:val="false"/>
-                <w:bCs w:val="false"/>
-                <w:sz w:val="18"/>
-                <w:szCs w:val="18"/>
-              </w:rPr>
-              <w:t xml:space="preserve">-</w:t>
-            </w:r>
-          </w:p>
-        </w:tc>
-        <w:tc>
-          <w:tcPr>
-            <w:tcW w:type="dxa" w:w="2000"/>
-          </w:tcPr>
-          <w:p>
-            <w:pPr>
-              <w:jc w:val="left"/>
-            </w:pPr>
-            <w:r>
-              <w:rPr>
-                <w:rFonts w:ascii="Times New Roman" w:cs="Times New Roman" w:eastAsia="Times New Roman" w:hAnsi="Times New Roman"/>
-                <w:b w:val="false"/>
-                <w:bCs w:val="false"/>
-                <w:sz w:val="18"/>
-                <w:szCs w:val="18"/>
-              </w:rPr>
-              <w:t xml:space="preserve">-</w:t>
+              <w:t xml:space="preserve">Định luật bảo toàn khối lượng trong phản ứng nung đá vôi (CaCO3) sản xuất vôi sống</w:t>
+            </w:r>
+          </w:p>
+        </w:tc>
+        <w:tc>
+          <w:tcPr>
+            <w:tcW w:type="dxa" w:w="2000"/>
+          </w:tcPr>
+          <w:p>
+            <w:pPr>
+              <w:jc w:val="center"/>
+            </w:pPr>
+            <w:r>
+              <w:rPr>
+                <w:rFonts w:ascii="Times New Roman" w:cs="Times New Roman" w:eastAsia="Times New Roman" w:hAnsi="Times New Roman"/>
+                <w:b w:val="false"/>
+                <w:bCs w:val="false"/>
+                <w:sz w:val="18"/>
+                <w:szCs w:val="18"/>
+              </w:rPr>
+              <w:t xml:space="preserve">LOCAL / MATERIALS</w:t>
+            </w:r>
+          </w:p>
+        </w:tc>
+        <w:tc>
+          <w:tcPr>
+            <w:tcW w:type="dxa" w:w="2000"/>
+          </w:tcPr>
+          <w:p>
+            <w:pPr>
+              <w:jc w:val="left"/>
+            </w:pPr>
+            <w:r>
+              <w:rPr>
+                <w:rFonts w:ascii="Times New Roman" w:cs="Times New Roman" w:eastAsia="Times New Roman" w:hAnsi="Times New Roman"/>
+                <w:b w:val="false"/>
+                <w:bCs w:val="false"/>
+                <w:sz w:val="18"/>
+                <w:szCs w:val="18"/>
+              </w:rPr>
+              <w:t xml:space="preserve">TEXT (SGK KHTN 8 Cánh Diều — Bài Định luật bảo toàn khối lượng)</w:t>
             </w:r>
           </w:p>
         </w:tc>
@@ -2626,7 +2626,7 @@
                 <w:sz w:val="18"/>
                 <w:szCs w:val="18"/>
               </w:rPr>
-              <w:t xml:space="preserve">Câu 21</w:t>
+              <w:t xml:space="preserve">Câu 19</w:t>
             </w:r>
           </w:p>
         </w:tc>
@@ -2686,47 +2686,47 @@
                 <w:sz w:val="18"/>
                 <w:szCs w:val="18"/>
               </w:rPr>
-              <w:t xml:space="preserve">Lý thuyết thuần túy</w:t>
-            </w:r>
-          </w:p>
-        </w:tc>
-        <w:tc>
-          <w:tcPr>
-            <w:tcW w:type="dxa" w:w="2000"/>
-          </w:tcPr>
-          <w:p>
-            <w:pPr>
-              <w:jc w:val="center"/>
-            </w:pPr>
-            <w:r>
-              <w:rPr>
-                <w:rFonts w:ascii="Times New Roman" w:cs="Times New Roman" w:eastAsia="Times New Roman" w:hAnsi="Times New Roman"/>
-                <w:b w:val="false"/>
-                <w:bCs w:val="false"/>
-                <w:sz w:val="18"/>
-                <w:szCs w:val="18"/>
-              </w:rPr>
-              <w:t xml:space="preserve">-</w:t>
-            </w:r>
-          </w:p>
-        </w:tc>
-        <w:tc>
-          <w:tcPr>
-            <w:tcW w:type="dxa" w:w="2000"/>
-          </w:tcPr>
-          <w:p>
-            <w:pPr>
-              <w:jc w:val="left"/>
-            </w:pPr>
-            <w:r>
-              <w:rPr>
-                <w:rFonts w:ascii="Times New Roman" w:cs="Times New Roman" w:eastAsia="Times New Roman" w:hAnsi="Times New Roman"/>
-                <w:b w:val="false"/>
-                <w:bCs w:val="false"/>
-                <w:sz w:val="18"/>
-                <w:szCs w:val="18"/>
-              </w:rPr>
-              <w:t xml:space="preserve">-</w:t>
+              <w:t xml:space="preserve">Định luật bảo toàn khối lượng trong phản ứng nung đá vôi (CaCO3) sản xuất vôi sống (Góc độ khảo sát 4 - Tính theo phương trình hóa học)</w:t>
+            </w:r>
+          </w:p>
+        </w:tc>
+        <w:tc>
+          <w:tcPr>
+            <w:tcW w:type="dxa" w:w="2000"/>
+          </w:tcPr>
+          <w:p>
+            <w:pPr>
+              <w:jc w:val="center"/>
+            </w:pPr>
+            <w:r>
+              <w:rPr>
+                <w:rFonts w:ascii="Times New Roman" w:cs="Times New Roman" w:eastAsia="Times New Roman" w:hAnsi="Times New Roman"/>
+                <w:b w:val="false"/>
+                <w:bCs w:val="false"/>
+                <w:sz w:val="18"/>
+                <w:szCs w:val="18"/>
+              </w:rPr>
+              <w:t xml:space="preserve">LOCAL / MATERIALS</w:t>
+            </w:r>
+          </w:p>
+        </w:tc>
+        <w:tc>
+          <w:tcPr>
+            <w:tcW w:type="dxa" w:w="2000"/>
+          </w:tcPr>
+          <w:p>
+            <w:pPr>
+              <w:jc w:val="left"/>
+            </w:pPr>
+            <w:r>
+              <w:rPr>
+                <w:rFonts w:ascii="Times New Roman" w:cs="Times New Roman" w:eastAsia="Times New Roman" w:hAnsi="Times New Roman"/>
+                <w:b w:val="false"/>
+                <w:bCs w:val="false"/>
+                <w:sz w:val="18"/>
+                <w:szCs w:val="18"/>
+              </w:rPr>
+              <w:t xml:space="preserve">TEXT (SGK KHTN 8 Cánh Diều — Bài Định luật bảo toàn khối lượng (Chuyên đề Tính theo phương trình hóa học))</w:t>
             </w:r>
           </w:p>
         </w:tc>
@@ -2748,7 +2748,7 @@
                 <w:sz w:val="18"/>
                 <w:szCs w:val="18"/>
               </w:rPr>
-              <w:t xml:space="preserve">Câu 11</w:t>
+              <w:t xml:space="preserve">Câu 20</w:t>
             </w:r>
           </w:p>
         </w:tc>
@@ -2870,7 +2870,7 @@
                 <w:sz w:val="18"/>
                 <w:szCs w:val="18"/>
               </w:rPr>
-              <w:t xml:space="preserve">Câu 17</w:t>
+              <w:t xml:space="preserve">Câu 21</w:t>
             </w:r>
           </w:p>
         </w:tc>
@@ -2930,47 +2930,47 @@
                 <w:sz w:val="18"/>
                 <w:szCs w:val="18"/>
               </w:rPr>
-              <w:t xml:space="preserve">Lý thuyết thuần túy</w:t>
-            </w:r>
-          </w:p>
-        </w:tc>
-        <w:tc>
-          <w:tcPr>
-            <w:tcW w:type="dxa" w:w="2000"/>
-          </w:tcPr>
-          <w:p>
-            <w:pPr>
-              <w:jc w:val="center"/>
-            </w:pPr>
-            <w:r>
-              <w:rPr>
-                <w:rFonts w:ascii="Times New Roman" w:cs="Times New Roman" w:eastAsia="Times New Roman" w:hAnsi="Times New Roman"/>
-                <w:b w:val="false"/>
-                <w:bCs w:val="false"/>
-                <w:sz w:val="18"/>
-                <w:szCs w:val="18"/>
-              </w:rPr>
-              <w:t xml:space="preserve">-</w:t>
-            </w:r>
-          </w:p>
-        </w:tc>
-        <w:tc>
-          <w:tcPr>
-            <w:tcW w:type="dxa" w:w="2000"/>
-          </w:tcPr>
-          <w:p>
-            <w:pPr>
-              <w:jc w:val="left"/>
-            </w:pPr>
-            <w:r>
-              <w:rPr>
-                <w:rFonts w:ascii="Times New Roman" w:cs="Times New Roman" w:eastAsia="Times New Roman" w:hAnsi="Times New Roman"/>
-                <w:b w:val="false"/>
-                <w:bCs w:val="false"/>
-                <w:sz w:val="18"/>
-                <w:szCs w:val="18"/>
-              </w:rPr>
-              <w:t xml:space="preserve">-</w:t>
+              <w:t xml:space="preserve">Định luật bảo toàn khối lượng trong phản ứng nung đá vôi (CaCO3) sản xuất vôi sống (Góc độ khảo sát 3 - Định luật bảo toàn khối lượng và phương trình hóa học)</w:t>
+            </w:r>
+          </w:p>
+        </w:tc>
+        <w:tc>
+          <w:tcPr>
+            <w:tcW w:type="dxa" w:w="2000"/>
+          </w:tcPr>
+          <w:p>
+            <w:pPr>
+              <w:jc w:val="center"/>
+            </w:pPr>
+            <w:r>
+              <w:rPr>
+                <w:rFonts w:ascii="Times New Roman" w:cs="Times New Roman" w:eastAsia="Times New Roman" w:hAnsi="Times New Roman"/>
+                <w:b w:val="false"/>
+                <w:bCs w:val="false"/>
+                <w:sz w:val="18"/>
+                <w:szCs w:val="18"/>
+              </w:rPr>
+              <w:t xml:space="preserve">LOCAL / MATERIALS</w:t>
+            </w:r>
+          </w:p>
+        </w:tc>
+        <w:tc>
+          <w:tcPr>
+            <w:tcW w:type="dxa" w:w="2000"/>
+          </w:tcPr>
+          <w:p>
+            <w:pPr>
+              <w:jc w:val="left"/>
+            </w:pPr>
+            <w:r>
+              <w:rPr>
+                <w:rFonts w:ascii="Times New Roman" w:cs="Times New Roman" w:eastAsia="Times New Roman" w:hAnsi="Times New Roman"/>
+                <w:b w:val="false"/>
+                <w:bCs w:val="false"/>
+                <w:sz w:val="18"/>
+                <w:szCs w:val="18"/>
+              </w:rPr>
+              <w:t xml:space="preserve">TEXT (SGK KHTN 8 Cánh Diều — Bài Định luật bảo toàn khối lượng (Chuyên đề Định luật bảo toàn khối lượng và phương trình hóa học))</w:t>
             </w:r>
           </w:p>
         </w:tc>
@@ -3052,47 +3052,47 @@
                 <w:sz w:val="18"/>
                 <w:szCs w:val="18"/>
               </w:rPr>
-              <w:t xml:space="preserve">Lý thuyết thuần túy</w:t>
-            </w:r>
-          </w:p>
-        </w:tc>
-        <w:tc>
-          <w:tcPr>
-            <w:tcW w:type="dxa" w:w="2000"/>
-          </w:tcPr>
-          <w:p>
-            <w:pPr>
-              <w:jc w:val="center"/>
-            </w:pPr>
-            <w:r>
-              <w:rPr>
-                <w:rFonts w:ascii="Times New Roman" w:cs="Times New Roman" w:eastAsia="Times New Roman" w:hAnsi="Times New Roman"/>
-                <w:b w:val="false"/>
-                <w:bCs w:val="false"/>
-                <w:sz w:val="18"/>
-                <w:szCs w:val="18"/>
-              </w:rPr>
-              <w:t xml:space="preserve">-</w:t>
-            </w:r>
-          </w:p>
-        </w:tc>
-        <w:tc>
-          <w:tcPr>
-            <w:tcW w:type="dxa" w:w="2000"/>
-          </w:tcPr>
-          <w:p>
-            <w:pPr>
-              <w:jc w:val="left"/>
-            </w:pPr>
-            <w:r>
-              <w:rPr>
-                <w:rFonts w:ascii="Times New Roman" w:cs="Times New Roman" w:eastAsia="Times New Roman" w:hAnsi="Times New Roman"/>
-                <w:b w:val="false"/>
-                <w:bCs w:val="false"/>
-                <w:sz w:val="18"/>
-                <w:szCs w:val="18"/>
-              </w:rPr>
-              <w:t xml:space="preserve">-</w:t>
+              <w:t xml:space="preserve">Định luật bảo toàn khối lượng trong phản ứng nung đá vôi (CaCO3) sản xuất vôi sống (Góc độ khảo sát 5 - Tính theo phương trình hóa học)</w:t>
+            </w:r>
+          </w:p>
+        </w:tc>
+        <w:tc>
+          <w:tcPr>
+            <w:tcW w:type="dxa" w:w="2000"/>
+          </w:tcPr>
+          <w:p>
+            <w:pPr>
+              <w:jc w:val="center"/>
+            </w:pPr>
+            <w:r>
+              <w:rPr>
+                <w:rFonts w:ascii="Times New Roman" w:cs="Times New Roman" w:eastAsia="Times New Roman" w:hAnsi="Times New Roman"/>
+                <w:b w:val="false"/>
+                <w:bCs w:val="false"/>
+                <w:sz w:val="18"/>
+                <w:szCs w:val="18"/>
+              </w:rPr>
+              <w:t xml:space="preserve">LOCAL / MATERIALS</w:t>
+            </w:r>
+          </w:p>
+        </w:tc>
+        <w:tc>
+          <w:tcPr>
+            <w:tcW w:type="dxa" w:w="2000"/>
+          </w:tcPr>
+          <w:p>
+            <w:pPr>
+              <w:jc w:val="left"/>
+            </w:pPr>
+            <w:r>
+              <w:rPr>
+                <w:rFonts w:ascii="Times New Roman" w:cs="Times New Roman" w:eastAsia="Times New Roman" w:hAnsi="Times New Roman"/>
+                <w:b w:val="false"/>
+                <w:bCs w:val="false"/>
+                <w:sz w:val="18"/>
+                <w:szCs w:val="18"/>
+              </w:rPr>
+              <w:t xml:space="preserve">TEXT (SGK KHTN 8 Cánh Diều — Bài Định luật bảo toàn khối lượng (Chuyên đề Tính theo phương trình hóa học))</w:t>
             </w:r>
           </w:p>
         </w:tc>

--- a/exports/qa-package/05_Context_Report_KHTN8.docx
+++ b/exports/qa-package/05_Context_Report_KHTN8.docx
@@ -4,6 +4,7 @@
   <w:body>
     <w:p>
       <w:pPr>
+        <w:spacing w:after="20" w:before="0"/>
         <w:jc w:val="center"/>
       </w:pPr>
       <w:r>
@@ -14,10 +15,30 @@
           <w:sz w:val="22"/>
           <w:szCs w:val="22"/>
         </w:rPr>
-        <w:t xml:space="preserve">TRƯỜNG THCS &amp; THPT PHAN VĂN TRỊ
-TỔ KHOA HỌC TỰ NHIÊN
-</w:t>
+        <w:t xml:space="preserve">TRƯỜNG THCS &amp; THPT PHAN VĂN TRỊ</w:t>
       </w:r>
+    </w:p>
+    <w:p>
+      <w:pPr>
+        <w:spacing w:after="120"/>
+        <w:jc w:val="center"/>
+      </w:pPr>
+      <w:r>
+        <w:rPr>
+          <w:rFonts w:ascii="Times New Roman" w:cs="Times New Roman" w:eastAsia="Times New Roman" w:hAnsi="Times New Roman"/>
+          <w:b/>
+          <w:bCs/>
+          <w:sz w:val="22"/>
+          <w:szCs w:val="22"/>
+        </w:rPr>
+        <w:t xml:space="preserve">TỔ KHOA HỌC TỰ NHIÊN</w:t>
+      </w:r>
+    </w:p>
+    <w:p>
+      <w:pPr>
+        <w:spacing w:after="60" w:before="60"/>
+        <w:jc w:val="center"/>
+      </w:pPr>
       <w:r>
         <w:rPr>
           <w:rFonts w:ascii="Times New Roman" w:cs="Times New Roman" w:eastAsia="Times New Roman" w:hAnsi="Times New Roman"/>
@@ -27,10 +48,14 @@
           <w:sz w:val="28"/>
           <w:szCs w:val="28"/>
         </w:rPr>
-        <w:t xml:space="preserve">
-BÁO CÁO PHÂN TÍCH BỐI CẢNH THỰC TIỄN ĐỀ KIỂM TRA
-</w:t>
+        <w:t xml:space="preserve">BÁO CÁO PHÂN TÍCH BỐI CẢNH THỰC TIỄN ĐỀ KIỂM TRA</w:t>
       </w:r>
+    </w:p>
+    <w:p>
+      <w:pPr>
+        <w:spacing w:after="200"/>
+        <w:jc w:val="center"/>
+      </w:pPr>
       <w:r>
         <w:rPr>
           <w:rFonts w:ascii="Times New Roman" w:cs="Times New Roman" w:eastAsia="Times New Roman" w:hAnsi="Times New Roman"/>
